--- a/03_Outputs/final scripts/zh/Module 1/1.0.0-zh.docx
+++ b/03_Outputs/final scripts/zh/Module 1/1.0.0-zh.docx
@@ -9,32 +9,27 @@
     </w:p>
     <w:p>
       <w:r>
-        <w:t>今天，我们将开启一段了解能源如何塑造人类进步的旅程——以及转变我们的能源系统对于实现可持续未来的重要性。</w:t>
+        <w:t>今天，我们开始一段了解能源如何塑造人类进步的旅程——以及转变我们的能源系统对于实现可持续未来的重要性。</w:t>
       </w:r>
     </w:p>
     <w:p>
       <w:r>
-        <w:t>能源是福祉和发展的基础。拥有可靠电力和清洁烹饪条件的国家，在人类发展指数上始终得分更高，反映出更强的经济、更健康的社区以及更好的机会。截止到2023年，仍有近6.66亿人没有电力，超过20亿人依赖污染性燃料进行烹饪，这使家庭暴露在有害的烟雾中，限制了他们的教育和工作时间——尤其是对妇女和女孩而言。</w:t>
+        <w:t>能源是福祉和发展的基础。拥有可靠电力和清洁炊事条件的国家在《人类发展指数》上的得分始终较高，反映出更强的经济、更健康的社区以及更好的机会。</w:t>
       </w:r>
     </w:p>
     <w:p>
       <w:r>
-        <w:t>能源也是应对气候挑战的核心。截止到2023年，全球约四分之三的温室气体排放来自能源的生产和使用，使其成为气候变化的最大驱动力。转向清洁能源不仅是环境的必要措施，也是发展的必由之路。</w:t>
+        <w:t>截至2023年，仍有近6.66亿人没有电力，超过20亿人依赖污染性燃料做饭，暴露在有害的烟雾中，限制了他们的教育和工作时间——尤其是对妇女和女孩来说。</w:t>
       </w:r>
     </w:p>
     <w:p>
       <w:r>
-        <w:t>好消息是，变革正在进行中。可再生能源的投资迅速增长，主要以太阳能、风能和水电为主。但挑战依然存在。化石燃料仍然主导全球能源结构，能源获取差距依然存在——尤其是在撒哈拉以南非洲——且该行业持续对淡水等自然资源造成压力。</w:t>
+        <w:t>能源也是应对气候挑战的核心。截止2023年，全球约四分之三的温室气体排放来自能源的生产和使用，使其成为气候变化的最大驱动力。</w:t>
       </w:r>
     </w:p>
     <w:p>
       <w:r>
-        <w:t>本课程将引导你了解这些主题。到本模块结束时，你将掌握理解能源转型复杂性的工具、洞察力和策略，并能为实现发展与气候韧性共同目标的解决方案做出贡献。</w:t>
-      </w:r>
-    </w:p>
-    <w:p>
-      <w:r>
-        <w:t>让我们开始吧，探索如何将能源转变为推动可持续发展的真正动力。</w:t>
+        <w:t>好消息是，变革正在进行中。本课程将引导你了解关于可持续能源的关键主题。让我们深入探索，看看能源如何转变为推动可持续发展的真正动力。</w:t>
       </w:r>
     </w:p>
     <w:sectPr>
